--- a/TY STE Front Pages.docx
+++ b/TY STE Front Pages.docx
@@ -2,20 +2,19 @@
 <file path=word/document.xml><?xml version="1.0" encoding="utf-8"?>
 <w:document xmlns:wpc="http://schemas.microsoft.com/office/word/2010/wordprocessingCanvas" xmlns:cx="http://schemas.microsoft.com/office/drawing/2014/chartex" xmlns:cx1="http://schemas.microsoft.com/office/drawing/2015/9/8/chartex" xmlns:cx2="http://schemas.microsoft.com/office/drawing/2015/10/21/chartex" xmlns:cx3="http://schemas.microsoft.com/office/drawing/2016/5/9/chartex" xmlns:cx4="http://schemas.microsoft.com/office/drawing/2016/5/10/chartex" xmlns:cx5="http://schemas.microsoft.com/office/drawing/2016/5/11/chartex" xmlns:cx6="http://schemas.microsoft.com/office/drawing/2016/5/12/chartex" xmlns:cx7="http://schemas.microsoft.com/office/drawing/2016/5/13/chartex" xmlns:cx8="http://schemas.microsoft.com/office/drawing/2016/5/14/chartex" xmlns:mc="http://schemas.openxmlformats.org/markup-compatibility/2006" xmlns:aink="http://schemas.microsoft.com/office/drawing/2016/ink" xmlns:am3d="http://schemas.microsoft.com/office/drawing/2017/model3d" xmlns:o="urn:schemas-microsoft-com:office:office" xmlns:oel="http://schemas.microsoft.com/office/2019/extlst" xmlns:r="http://schemas.openxmlformats.org/officeDocument/2006/relationships" xmlns:m="http://schemas.openxmlformats.org/officeDocument/2006/math" xmlns:v="urn:schemas-microsoft-com:vml" xmlns:wp14="http://schemas.microsoft.com/office/word/2010/wordprocessingDrawing" xmlns:wp="http://schemas.openxmlformats.org/drawingml/2006/wordprocessingDrawing" xmlns:w10="urn:schemas-microsoft-com:office:word" xmlns:w="http://schemas.openxmlformats.org/wordprocessingml/2006/main" xmlns:w14="http://schemas.microsoft.com/office/word/2010/wordml" xmlns:w15="http://schemas.microsoft.com/office/word/2012/wordml" xmlns:w16cex="http://schemas.microsoft.com/office/word/2018/wordml/cex" xmlns:w16cid="http://schemas.microsoft.com/office/word/2016/wordml/cid" xmlns:w16="http://schemas.microsoft.com/office/word/2018/wordml" xmlns:w16du="http://schemas.microsoft.com/office/word/2023/wordml/word16du" xmlns:w16sdtdh="http://schemas.microsoft.com/office/word/2020/wordml/sdtdatahash" xmlns:w16sdtfl="http://schemas.microsoft.com/office/word/2024/wordml/sdtformatlock" xmlns:w16se="http://schemas.microsoft.com/office/word/2015/wordml/symex" xmlns:wpg="http://schemas.microsoft.com/office/word/2010/wordprocessingGroup" xmlns:wpi="http://schemas.microsoft.com/office/word/2010/wordprocessingInk" xmlns:wne="http://schemas.microsoft.com/office/word/2006/wordml" xmlns:wps="http://schemas.microsoft.com/office/word/2010/wordprocessingShape" mc:Ignorable="w14 w15 w16se w16cid w16 w16cex w16sdtdh w16sdtfl w16du wp14">
   <w:body>
-    <w:p/>
     <w:p>
       <w:r>
         <w:rPr>
           <w:noProof/>
         </w:rPr>
         <w:drawing>
-          <wp:anchor distT="0" distB="0" distL="114300" distR="114300" simplePos="0" relativeHeight="251659264" behindDoc="0" locked="0" layoutInCell="1" allowOverlap="1" wp14:anchorId="2EBEF6EC" wp14:editId="07CDE310">
+          <wp:anchor distT="0" distB="0" distL="114300" distR="114300" simplePos="0" relativeHeight="251659264" behindDoc="0" locked="0" layoutInCell="1" allowOverlap="1" wp14:anchorId="2EBEF6EC" wp14:editId="063A2207">
             <wp:simplePos x="0" y="0"/>
             <wp:positionH relativeFrom="margin">
-              <wp:posOffset>2354580</wp:posOffset>
+              <wp:posOffset>2519680</wp:posOffset>
             </wp:positionH>
             <wp:positionV relativeFrom="margin">
-              <wp:posOffset>452120</wp:posOffset>
+              <wp:posOffset>280670</wp:posOffset>
             </wp:positionV>
             <wp:extent cx="899160" cy="777240"/>
             <wp:effectExtent l="0" t="0" r="0" b="3810"/>
@@ -99,8 +98,8 @@
           <w:b/>
           <w:bCs/>
           <w:color w:val="000000" w:themeColor="text1"/>
-          <w:sz w:val="28"/>
-          <w:szCs w:val="28"/>
+          <w:sz w:val="24"/>
+          <w:szCs w:val="24"/>
         </w:rPr>
       </w:pPr>
       <w:r>
@@ -109,8 +108,8 @@
           <w:b/>
           <w:bCs/>
           <w:color w:val="000000" w:themeColor="text1"/>
-          <w:sz w:val="28"/>
-          <w:szCs w:val="28"/>
+          <w:sz w:val="24"/>
+          <w:szCs w:val="24"/>
         </w:rPr>
         <w:t>A</w:t>
       </w:r>
@@ -124,8 +123,8 @@
           <w:b/>
           <w:bCs/>
           <w:color w:val="000000" w:themeColor="text1"/>
-          <w:sz w:val="28"/>
-          <w:szCs w:val="28"/>
+          <w:sz w:val="24"/>
+          <w:szCs w:val="24"/>
         </w:rPr>
       </w:pPr>
       <w:r>
@@ -134,8 +133,8 @@
           <w:b/>
           <w:bCs/>
           <w:color w:val="000000" w:themeColor="text1"/>
-          <w:sz w:val="28"/>
-          <w:szCs w:val="28"/>
+          <w:sz w:val="24"/>
+          <w:szCs w:val="24"/>
         </w:rPr>
         <w:t>Micro project Report</w:t>
       </w:r>
@@ -149,8 +148,8 @@
           <w:b/>
           <w:bCs/>
           <w:color w:val="000000" w:themeColor="text1"/>
-          <w:sz w:val="28"/>
-          <w:szCs w:val="28"/>
+          <w:sz w:val="24"/>
+          <w:szCs w:val="24"/>
         </w:rPr>
       </w:pPr>
       <w:r>
@@ -159,8 +158,8 @@
           <w:b/>
           <w:bCs/>
           <w:color w:val="000000" w:themeColor="text1"/>
-          <w:sz w:val="28"/>
-          <w:szCs w:val="28"/>
+          <w:sz w:val="24"/>
+          <w:szCs w:val="24"/>
         </w:rPr>
         <w:t>On</w:t>
       </w:r>
@@ -187,7 +186,7 @@
           <w:sz w:val="28"/>
           <w:szCs w:val="28"/>
         </w:rPr>
-        <w:t>“Topic</w:t>
+        <w:t>“</w:t>
       </w:r>
       <w:r>
         <w:rPr>
@@ -197,9 +196,8 @@
           <w:color w:val="2E74B5" w:themeColor="accent5" w:themeShade="BF"/>
           <w:sz w:val="28"/>
           <w:szCs w:val="28"/>
-          <w:lang w:val="en-US"/>
-        </w:rPr>
-        <w:t xml:space="preserve"> Name</w:t>
+        </w:rPr>
+        <w:t>Weather Forecast System</w:t>
       </w:r>
       <w:r>
         <w:rPr>
@@ -391,7 +389,6 @@
                 <w:szCs w:val="24"/>
               </w:rPr>
             </w:pPr>
-            <w:proofErr w:type="spellStart"/>
             <w:r>
               <w:rPr>
                 <w:rFonts w:ascii="Times New Roman" w:hAnsi="Times New Roman" w:cs="Times New Roman"/>
@@ -400,9 +397,8 @@
                 <w:sz w:val="24"/>
                 <w:szCs w:val="24"/>
               </w:rPr>
-              <w:t>Enrolment.No</w:t>
+              <w:t>Enrolment. No</w:t>
             </w:r>
-            <w:proofErr w:type="spellEnd"/>
           </w:p>
         </w:tc>
       </w:tr>
@@ -527,25 +523,7 @@
                 <w:sz w:val="24"/>
                 <w:szCs w:val="24"/>
               </w:rPr>
-              <w:t xml:space="preserve">Mohammad </w:t>
-            </w:r>
-            <w:proofErr w:type="spellStart"/>
-            <w:r>
-              <w:rPr>
-                <w:rFonts w:ascii="Times New Roman" w:hAnsi="Times New Roman" w:cs="Times New Roman"/>
-                <w:sz w:val="24"/>
-                <w:szCs w:val="24"/>
-              </w:rPr>
-              <w:t>Usaid</w:t>
-            </w:r>
-            <w:proofErr w:type="spellEnd"/>
-            <w:r>
-              <w:rPr>
-                <w:rFonts w:ascii="Times New Roman" w:hAnsi="Times New Roman" w:cs="Times New Roman"/>
-                <w:sz w:val="24"/>
-                <w:szCs w:val="24"/>
-              </w:rPr>
-              <w:t xml:space="preserve"> Mubeen Ah</w:t>
+              <w:t>Mohammad Usaid Mubeen Ah</w:t>
             </w:r>
           </w:p>
         </w:tc>
@@ -722,13 +700,13 @@
           <w:szCs w:val="24"/>
         </w:rPr>
         <w:drawing>
-          <wp:anchor distT="0" distB="0" distL="114300" distR="114300" simplePos="0" relativeHeight="251660288" behindDoc="0" locked="0" layoutInCell="1" allowOverlap="1" wp14:anchorId="5C69A511" wp14:editId="3E888558">
+          <wp:anchor distT="0" distB="0" distL="114300" distR="114300" simplePos="0" relativeHeight="251660288" behindDoc="0" locked="0" layoutInCell="1" allowOverlap="1" wp14:anchorId="5C69A511" wp14:editId="2B09D85F">
             <wp:simplePos x="0" y="0"/>
             <wp:positionH relativeFrom="margin">
-              <wp:posOffset>2281555</wp:posOffset>
+              <wp:posOffset>2364105</wp:posOffset>
             </wp:positionH>
             <wp:positionV relativeFrom="margin">
-              <wp:posOffset>6532880</wp:posOffset>
+              <wp:posOffset>6145530</wp:posOffset>
             </wp:positionV>
             <wp:extent cx="975360" cy="906780"/>
             <wp:effectExtent l="0" t="0" r="0" b="7620"/>
@@ -1005,14 +983,36 @@
           <w:szCs w:val="24"/>
         </w:rPr>
       </w:pPr>
+    </w:p>
+    <w:p>
+      <w:pPr>
+        <w:jc w:val="center"/>
+        <w:rPr>
+          <w:rFonts w:ascii="Times New Roman" w:hAnsi="Times New Roman" w:cs="Times New Roman"/>
+          <w:b/>
+          <w:bCs/>
+          <w:color w:val="2E74B5" w:themeColor="accent5" w:themeShade="BF"/>
+          <w:sz w:val="24"/>
+          <w:szCs w:val="24"/>
+        </w:rPr>
+      </w:pPr>
       <w:r>
         <w:rPr>
           <w:noProof/>
         </w:rPr>
+        <w:lastRenderedPageBreak/>
         <w:drawing>
-          <wp:inline distT="0" distB="0" distL="0" distR="0" wp14:anchorId="623F3E1B" wp14:editId="2F3E783D">
-            <wp:extent cx="930910" cy="941705"/>
-            <wp:effectExtent l="0" t="0" r="0" b="0"/>
+          <wp:anchor distT="0" distB="0" distL="114300" distR="114300" simplePos="0" relativeHeight="251663360" behindDoc="0" locked="0" layoutInCell="1" allowOverlap="1" wp14:anchorId="623F3E1B" wp14:editId="42CDE10E">
+            <wp:simplePos x="0" y="0"/>
+            <wp:positionH relativeFrom="column">
+              <wp:posOffset>2597150</wp:posOffset>
+            </wp:positionH>
+            <wp:positionV relativeFrom="paragraph">
+              <wp:posOffset>273050</wp:posOffset>
+            </wp:positionV>
+            <wp:extent cx="717550" cy="768350"/>
+            <wp:effectExtent l="0" t="0" r="6350" b="0"/>
+            <wp:wrapNone/>
             <wp:docPr id="321" name="Picture 321"/>
             <wp:cNvGraphicFramePr/>
             <a:graphic xmlns:a="http://schemas.openxmlformats.org/drawingml/2006/main">
@@ -1023,7 +1023,13 @@
                     <pic:cNvPicPr/>
                   </pic:nvPicPr>
                   <pic:blipFill>
-                    <a:blip r:embed="rId11"/>
+                    <a:blip r:embed="rId11">
+                      <a:extLst>
+                        <a:ext uri="{28A0092B-C50C-407E-A947-70E740481C1C}">
+                          <a14:useLocalDpi xmlns:a14="http://schemas.microsoft.com/office/drawing/2010/main" val="0"/>
+                        </a:ext>
+                      </a:extLst>
+                    </a:blip>
                     <a:stretch>
                       <a:fillRect/>
                     </a:stretch>
@@ -1031,7 +1037,7 @@
                   <pic:spPr>
                     <a:xfrm>
                       <a:off x="0" y="0"/>
-                      <a:ext cx="931164" cy="941832"/>
+                      <a:ext cx="717550" cy="768350"/>
                     </a:xfrm>
                     <a:prstGeom prst="rect">
                       <a:avLst/>
@@ -1040,9 +1046,69 @@
                 </pic:pic>
               </a:graphicData>
             </a:graphic>
-          </wp:inline>
+            <wp14:sizeRelH relativeFrom="page">
+              <wp14:pctWidth>0</wp14:pctWidth>
+            </wp14:sizeRelH>
+            <wp14:sizeRelV relativeFrom="page">
+              <wp14:pctHeight>0</wp14:pctHeight>
+            </wp14:sizeRelV>
+          </wp:anchor>
         </w:drawing>
       </w:r>
+    </w:p>
+    <w:p>
+      <w:pPr>
+        <w:tabs>
+          <w:tab w:val="left" w:pos="3670"/>
+        </w:tabs>
+        <w:rPr>
+          <w:rFonts w:ascii="Times New Roman" w:hAnsi="Times New Roman" w:cs="Times New Roman"/>
+          <w:b/>
+          <w:bCs/>
+          <w:color w:val="2E74B5" w:themeColor="accent5" w:themeShade="BF"/>
+          <w:sz w:val="24"/>
+          <w:szCs w:val="24"/>
+        </w:rPr>
+      </w:pPr>
+      <w:r>
+        <w:rPr>
+          <w:rFonts w:ascii="Times New Roman" w:hAnsi="Times New Roman" w:cs="Times New Roman"/>
+          <w:b/>
+          <w:bCs/>
+          <w:color w:val="2E74B5" w:themeColor="accent5" w:themeShade="BF"/>
+          <w:sz w:val="24"/>
+          <w:szCs w:val="24"/>
+        </w:rPr>
+        <w:tab/>
+      </w:r>
+    </w:p>
+    <w:p>
+      <w:pPr>
+        <w:tabs>
+          <w:tab w:val="left" w:pos="3670"/>
+        </w:tabs>
+        <w:rPr>
+          <w:rFonts w:ascii="Times New Roman" w:hAnsi="Times New Roman" w:cs="Times New Roman"/>
+          <w:b/>
+          <w:bCs/>
+          <w:color w:val="2E74B5" w:themeColor="accent5" w:themeShade="BF"/>
+          <w:sz w:val="24"/>
+          <w:szCs w:val="24"/>
+        </w:rPr>
+      </w:pPr>
+    </w:p>
+    <w:p>
+      <w:pPr>
+        <w:jc w:val="center"/>
+        <w:rPr>
+          <w:rFonts w:ascii="Times New Roman" w:hAnsi="Times New Roman" w:cs="Times New Roman"/>
+          <w:b/>
+          <w:bCs/>
+          <w:color w:val="2E74B5" w:themeColor="accent5" w:themeShade="BF"/>
+          <w:sz w:val="24"/>
+          <w:szCs w:val="24"/>
+        </w:rPr>
+      </w:pPr>
     </w:p>
     <w:p>
       <w:pPr>
@@ -1203,25 +1269,7 @@
           <w:sz w:val="32"/>
           <w:szCs w:val="32"/>
         </w:rPr>
-        <w:t xml:space="preserve">Mohammad </w:t>
-      </w:r>
-      <w:proofErr w:type="spellStart"/>
-      <w:r>
-        <w:rPr>
-          <w:rFonts w:ascii="Times New Roman" w:hAnsi="Times New Roman" w:cs="Times New Roman"/>
-          <w:sz w:val="32"/>
-          <w:szCs w:val="32"/>
-        </w:rPr>
-        <w:t>Usaid</w:t>
-      </w:r>
-      <w:proofErr w:type="spellEnd"/>
-      <w:r>
-        <w:rPr>
-          <w:rFonts w:ascii="Times New Roman" w:hAnsi="Times New Roman" w:cs="Times New Roman"/>
-          <w:sz w:val="32"/>
-          <w:szCs w:val="32"/>
-        </w:rPr>
-        <w:t xml:space="preserve"> Mubeen Ah</w:t>
+        <w:t>Mohammad Usaid Mubeen Ah</w:t>
       </w:r>
     </w:p>
     <w:p>
@@ -1547,7 +1595,15 @@
           <w:sz w:val="24"/>
           <w:szCs w:val="24"/>
         </w:rPr>
-        <w:t>Date:…</w:t>
+        <w:t>Date:</w:t>
+      </w:r>
+      <w:r>
+        <w:rPr>
+          <w:rFonts w:ascii="Times New Roman" w:hAnsi="Times New Roman" w:cs="Times New Roman"/>
+          <w:sz w:val="24"/>
+          <w:szCs w:val="24"/>
+        </w:rPr>
+        <w:t>…</w:t>
       </w:r>
       <w:proofErr w:type="gramEnd"/>
       <w:r>
@@ -1556,10 +1612,9 @@
           <w:sz w:val="24"/>
           <w:szCs w:val="24"/>
         </w:rPr>
-        <w:t xml:space="preserve">…………………... </w:t>
-      </w:r>
-    </w:p>
-    <w:p/>
+        <w:t xml:space="preserve">………………... </w:t>
+      </w:r>
+    </w:p>
     <w:p/>
     <w:p>
       <w:pPr>
@@ -1736,19 +1791,50 @@
         <w:t xml:space="preserve">                       Dr. Yakub Ansari</w:t>
       </w:r>
     </w:p>
-    <w:p>
+    <w:p/>
+    <w:p>
+      <w:pPr>
+        <w:tabs>
+          <w:tab w:val="left" w:pos="3912"/>
+        </w:tabs>
+        <w:jc w:val="both"/>
+        <w:rPr>
+          <w:rFonts w:ascii="Times New Roman" w:hAnsi="Times New Roman" w:cs="Times New Roman"/>
+          <w:b/>
+          <w:bCs/>
+          <w:color w:val="000000" w:themeColor="text1"/>
+          <w:sz w:val="24"/>
+          <w:szCs w:val="24"/>
+        </w:rPr>
+      </w:pPr>
+    </w:p>
+    <w:p>
+      <w:pPr>
+        <w:tabs>
+          <w:tab w:val="left" w:pos="3912"/>
+        </w:tabs>
+        <w:jc w:val="both"/>
+        <w:rPr>
+          <w:rFonts w:ascii="Times New Roman" w:hAnsi="Times New Roman" w:cs="Times New Roman"/>
+          <w:b/>
+          <w:bCs/>
+          <w:color w:val="000000" w:themeColor="text1"/>
+          <w:sz w:val="24"/>
+          <w:szCs w:val="24"/>
+        </w:rPr>
+      </w:pPr>
       <w:r>
         <w:rPr>
           <w:noProof/>
         </w:rPr>
         <w:drawing>
-          <wp:anchor distT="0" distB="0" distL="114300" distR="114300" simplePos="0" relativeHeight="251662336" behindDoc="0" locked="0" layoutInCell="1" allowOverlap="1" wp14:anchorId="0A977B41" wp14:editId="3F9AC2EF">
+          <wp:anchor distT="0" distB="0" distL="114300" distR="114300" simplePos="0" relativeHeight="251662336" behindDoc="0" locked="0" layoutInCell="1" allowOverlap="1" wp14:anchorId="0A977B41" wp14:editId="1E82C800">
             <wp:simplePos x="0" y="0"/>
             <wp:positionH relativeFrom="margin">
-              <wp:posOffset>2561590</wp:posOffset>
+              <wp:posOffset>2691130</wp:posOffset>
             </wp:positionH>
             <wp:positionV relativeFrom="margin">
-              <wp:posOffset>7717155</wp:posOffset>
+              <wp:posOffset>7672705</wp:posOffset>
             </wp:positionV>
             <wp:extent cx="769620" cy="586740"/>
             <wp:effectExtent l="0" t="0" r="0" b="3810"/>
@@ -1795,38 +1881,6 @@
           <w:b/>
           <w:bCs/>
           <w:color w:val="000000" w:themeColor="text1"/>
-          <w:sz w:val="24"/>
-          <w:szCs w:val="24"/>
-        </w:rPr>
-      </w:pPr>
-    </w:p>
-    <w:p>
-      <w:pPr>
-        <w:tabs>
-          <w:tab w:val="left" w:pos="3912"/>
-        </w:tabs>
-        <w:jc w:val="both"/>
-        <w:rPr>
-          <w:rFonts w:ascii="Times New Roman" w:hAnsi="Times New Roman" w:cs="Times New Roman"/>
-          <w:b/>
-          <w:bCs/>
-          <w:color w:val="000000" w:themeColor="text1"/>
-          <w:sz w:val="24"/>
-          <w:szCs w:val="24"/>
-        </w:rPr>
-      </w:pPr>
-    </w:p>
-    <w:p>
-      <w:pPr>
-        <w:tabs>
-          <w:tab w:val="left" w:pos="3912"/>
-        </w:tabs>
-        <w:jc w:val="both"/>
-        <w:rPr>
-          <w:rFonts w:ascii="Times New Roman" w:hAnsi="Times New Roman" w:cs="Times New Roman"/>
-          <w:b/>
-          <w:bCs/>
-          <w:color w:val="000000" w:themeColor="text1"/>
           <w:sz w:val="32"/>
           <w:szCs w:val="32"/>
         </w:rPr>
@@ -2247,9 +2301,9 @@
         <w:tblLook w:val="04A0" w:firstRow="1" w:lastRow="0" w:firstColumn="1" w:lastColumn="0" w:noHBand="0" w:noVBand="1"/>
       </w:tblPr>
       <w:tblGrid>
-        <w:gridCol w:w="1225"/>
-        <w:gridCol w:w="6874"/>
-        <w:gridCol w:w="1381"/>
+        <w:gridCol w:w="1204"/>
+        <w:gridCol w:w="6713"/>
+        <w:gridCol w:w="1563"/>
       </w:tblGrid>
       <w:tr>
         <w:trPr>
@@ -2257,7 +2311,7 @@
         </w:trPr>
         <w:tc>
           <w:tcPr>
-            <w:tcW w:w="1225" w:type="dxa"/>
+            <w:tcW w:w="1204" w:type="dxa"/>
             <w:tcBorders>
               <w:top w:val="single" w:sz="4" w:space="0" w:color="000000"/>
               <w:left w:val="single" w:sz="4" w:space="0" w:color="000000"/>
@@ -2270,18 +2324,6 @@
           <w:p>
             <w:pPr>
               <w:spacing w:after="0" w:line="240" w:lineRule="auto"/>
-              <w:ind w:right="32"/>
-              <w:rPr>
-                <w:rFonts w:eastAsiaTheme="minorEastAsia"/>
-                <w:sz w:val="24"/>
-                <w:szCs w:val="24"/>
-                <w:lang w:eastAsia="en-IN"/>
-              </w:rPr>
-            </w:pPr>
-          </w:p>
-          <w:p>
-            <w:pPr>
-              <w:spacing w:after="0" w:line="240" w:lineRule="auto"/>
               <w:ind w:right="87"/>
               <w:rPr>
                 <w:rFonts w:eastAsiaTheme="minorEastAsia"/>
@@ -2304,7 +2346,7 @@
         </w:tc>
         <w:tc>
           <w:tcPr>
-            <w:tcW w:w="6874" w:type="dxa"/>
+            <w:tcW w:w="6713" w:type="dxa"/>
             <w:tcBorders>
               <w:top w:val="single" w:sz="4" w:space="0" w:color="000000"/>
               <w:left w:val="single" w:sz="4" w:space="0" w:color="000000"/>
@@ -2317,19 +2359,6 @@
           <w:p>
             <w:pPr>
               <w:spacing w:after="0" w:line="240" w:lineRule="auto"/>
-              <w:ind w:right="33"/>
-              <w:jc w:val="center"/>
-              <w:rPr>
-                <w:rFonts w:eastAsiaTheme="minorEastAsia"/>
-                <w:sz w:val="24"/>
-                <w:szCs w:val="24"/>
-                <w:lang w:eastAsia="en-IN"/>
-              </w:rPr>
-            </w:pPr>
-          </w:p>
-          <w:p>
-            <w:pPr>
-              <w:spacing w:after="0" w:line="240" w:lineRule="auto"/>
               <w:ind w:right="90"/>
               <w:jc w:val="center"/>
               <w:rPr>
@@ -2353,7 +2382,7 @@
         </w:tc>
         <w:tc>
           <w:tcPr>
-            <w:tcW w:w="1381" w:type="dxa"/>
+            <w:tcW w:w="1563" w:type="dxa"/>
             <w:tcBorders>
               <w:top w:val="single" w:sz="4" w:space="0" w:color="000000"/>
               <w:left w:val="single" w:sz="4" w:space="0" w:color="000000"/>
@@ -2381,7 +2410,17 @@
                 <w:szCs w:val="24"/>
                 <w:lang w:eastAsia="en-IN"/>
               </w:rPr>
-              <w:t xml:space="preserve">Page No </w:t>
+              <w:t>Page. No.</w:t>
+            </w:r>
+            <w:r>
+              <w:rPr>
+                <w:rFonts w:ascii="Times New Roman" w:eastAsia="Times New Roman" w:hAnsi="Times New Roman" w:cs="Times New Roman"/>
+                <w:b/>
+                <w:sz w:val="24"/>
+                <w:szCs w:val="24"/>
+                <w:lang w:eastAsia="en-IN"/>
+              </w:rPr>
+              <w:t xml:space="preserve"> </w:t>
             </w:r>
           </w:p>
         </w:tc>
@@ -2392,7 +2431,7 @@
         </w:trPr>
         <w:tc>
           <w:tcPr>
-            <w:tcW w:w="1225" w:type="dxa"/>
+            <w:tcW w:w="1204" w:type="dxa"/>
             <w:tcBorders>
               <w:top w:val="single" w:sz="4" w:space="0" w:color="000000"/>
               <w:left w:val="single" w:sz="4" w:space="0" w:color="000000"/>
@@ -2427,7 +2466,7 @@
         </w:tc>
         <w:tc>
           <w:tcPr>
-            <w:tcW w:w="6874" w:type="dxa"/>
+            <w:tcW w:w="6713" w:type="dxa"/>
             <w:tcBorders>
               <w:top w:val="single" w:sz="4" w:space="0" w:color="000000"/>
               <w:left w:val="single" w:sz="4" w:space="0" w:color="000000"/>
@@ -2462,13 +2501,14 @@
         </w:tc>
         <w:tc>
           <w:tcPr>
-            <w:tcW w:w="1381" w:type="dxa"/>
+            <w:tcW w:w="1563" w:type="dxa"/>
             <w:tcBorders>
               <w:top w:val="single" w:sz="4" w:space="0" w:color="000000"/>
               <w:left w:val="single" w:sz="4" w:space="0" w:color="000000"/>
               <w:bottom w:val="single" w:sz="4" w:space="0" w:color="000000"/>
               <w:right w:val="single" w:sz="6" w:space="0" w:color="000000"/>
             </w:tcBorders>
+            <w:vAlign w:val="center"/>
           </w:tcPr>
           <w:p>
             <w:pPr>
@@ -2476,12 +2516,25 @@
               <w:ind w:right="89"/>
               <w:jc w:val="center"/>
               <w:rPr>
-                <w:rFonts w:eastAsiaTheme="minorEastAsia"/>
+                <w:rFonts w:ascii="Times New Roman" w:eastAsiaTheme="minorEastAsia" w:hAnsi="Times New Roman" w:cs="Times New Roman"/>
+                <w:b/>
+                <w:bCs/>
                 <w:sz w:val="24"/>
                 <w:szCs w:val="24"/>
                 <w:lang w:eastAsia="en-IN"/>
               </w:rPr>
             </w:pPr>
+            <w:r>
+              <w:rPr>
+                <w:rFonts w:ascii="Times New Roman" w:eastAsiaTheme="minorEastAsia" w:hAnsi="Times New Roman" w:cs="Times New Roman"/>
+                <w:b/>
+                <w:bCs/>
+                <w:sz w:val="24"/>
+                <w:szCs w:val="24"/>
+                <w:lang w:eastAsia="en-IN"/>
+              </w:rPr>
+              <w:t>1</w:t>
+            </w:r>
           </w:p>
         </w:tc>
       </w:tr>
@@ -2491,7 +2544,7 @@
         </w:trPr>
         <w:tc>
           <w:tcPr>
-            <w:tcW w:w="1225" w:type="dxa"/>
+            <w:tcW w:w="1204" w:type="dxa"/>
             <w:tcBorders>
               <w:top w:val="single" w:sz="4" w:space="0" w:color="000000"/>
               <w:left w:val="single" w:sz="4" w:space="0" w:color="000000"/>
@@ -2526,7 +2579,7 @@
         </w:tc>
         <w:tc>
           <w:tcPr>
-            <w:tcW w:w="6874" w:type="dxa"/>
+            <w:tcW w:w="6713" w:type="dxa"/>
             <w:tcBorders>
               <w:top w:val="single" w:sz="4" w:space="0" w:color="000000"/>
               <w:left w:val="single" w:sz="4" w:space="0" w:color="000000"/>
@@ -2561,13 +2614,14 @@
         </w:tc>
         <w:tc>
           <w:tcPr>
-            <w:tcW w:w="1381" w:type="dxa"/>
+            <w:tcW w:w="1563" w:type="dxa"/>
             <w:tcBorders>
               <w:top w:val="single" w:sz="4" w:space="0" w:color="000000"/>
               <w:left w:val="single" w:sz="4" w:space="0" w:color="000000"/>
               <w:bottom w:val="single" w:sz="4" w:space="0" w:color="000000"/>
               <w:right w:val="single" w:sz="6" w:space="0" w:color="000000"/>
             </w:tcBorders>
+            <w:vAlign w:val="center"/>
           </w:tcPr>
           <w:p>
             <w:pPr>
@@ -2575,12 +2629,25 @@
               <w:ind w:right="87"/>
               <w:jc w:val="center"/>
               <w:rPr>
-                <w:rFonts w:eastAsiaTheme="minorEastAsia"/>
+                <w:rFonts w:ascii="Times New Roman" w:eastAsiaTheme="minorEastAsia" w:hAnsi="Times New Roman" w:cs="Times New Roman"/>
+                <w:b/>
+                <w:bCs/>
                 <w:sz w:val="24"/>
                 <w:szCs w:val="24"/>
                 <w:lang w:eastAsia="en-IN"/>
               </w:rPr>
             </w:pPr>
+            <w:r>
+              <w:rPr>
+                <w:rFonts w:ascii="Times New Roman" w:eastAsiaTheme="minorEastAsia" w:hAnsi="Times New Roman" w:cs="Times New Roman"/>
+                <w:b/>
+                <w:bCs/>
+                <w:sz w:val="24"/>
+                <w:szCs w:val="24"/>
+                <w:lang w:eastAsia="en-IN"/>
+              </w:rPr>
+              <w:t>2</w:t>
+            </w:r>
           </w:p>
         </w:tc>
       </w:tr>
@@ -2590,7 +2657,7 @@
         </w:trPr>
         <w:tc>
           <w:tcPr>
-            <w:tcW w:w="1225" w:type="dxa"/>
+            <w:tcW w:w="1204" w:type="dxa"/>
             <w:tcBorders>
               <w:top w:val="single" w:sz="4" w:space="0" w:color="000000"/>
               <w:left w:val="single" w:sz="4" w:space="0" w:color="000000"/>
@@ -2625,7 +2692,7 @@
         </w:tc>
         <w:tc>
           <w:tcPr>
-            <w:tcW w:w="6874" w:type="dxa"/>
+            <w:tcW w:w="6713" w:type="dxa"/>
             <w:tcBorders>
               <w:top w:val="single" w:sz="4" w:space="0" w:color="000000"/>
               <w:left w:val="single" w:sz="4" w:space="0" w:color="000000"/>
@@ -2660,13 +2727,14 @@
         </w:tc>
         <w:tc>
           <w:tcPr>
-            <w:tcW w:w="1381" w:type="dxa"/>
+            <w:tcW w:w="1563" w:type="dxa"/>
             <w:tcBorders>
               <w:top w:val="single" w:sz="4" w:space="0" w:color="000000"/>
               <w:left w:val="single" w:sz="4" w:space="0" w:color="000000"/>
               <w:bottom w:val="single" w:sz="4" w:space="0" w:color="000000"/>
               <w:right w:val="single" w:sz="6" w:space="0" w:color="000000"/>
             </w:tcBorders>
+            <w:vAlign w:val="center"/>
           </w:tcPr>
           <w:p>
             <w:pPr>
@@ -2674,12 +2742,25 @@
               <w:ind w:right="87"/>
               <w:jc w:val="center"/>
               <w:rPr>
-                <w:rFonts w:eastAsiaTheme="minorEastAsia"/>
+                <w:rFonts w:ascii="Times New Roman" w:eastAsiaTheme="minorEastAsia" w:hAnsi="Times New Roman" w:cs="Times New Roman"/>
+                <w:b/>
+                <w:bCs/>
                 <w:sz w:val="24"/>
                 <w:szCs w:val="24"/>
                 <w:lang w:eastAsia="en-IN"/>
               </w:rPr>
             </w:pPr>
+            <w:r>
+              <w:rPr>
+                <w:rFonts w:ascii="Times New Roman" w:eastAsiaTheme="minorEastAsia" w:hAnsi="Times New Roman" w:cs="Times New Roman"/>
+                <w:b/>
+                <w:bCs/>
+                <w:sz w:val="24"/>
+                <w:szCs w:val="24"/>
+                <w:lang w:eastAsia="en-IN"/>
+              </w:rPr>
+              <w:t>3,4,5,6</w:t>
+            </w:r>
           </w:p>
         </w:tc>
       </w:tr>
@@ -2689,7 +2770,7 @@
         </w:trPr>
         <w:tc>
           <w:tcPr>
-            <w:tcW w:w="1225" w:type="dxa"/>
+            <w:tcW w:w="1204" w:type="dxa"/>
             <w:tcBorders>
               <w:top w:val="single" w:sz="4" w:space="0" w:color="000000"/>
               <w:left w:val="single" w:sz="4" w:space="0" w:color="000000"/>
@@ -2724,7 +2805,7 @@
         </w:tc>
         <w:tc>
           <w:tcPr>
-            <w:tcW w:w="6874" w:type="dxa"/>
+            <w:tcW w:w="6713" w:type="dxa"/>
             <w:tcBorders>
               <w:top w:val="single" w:sz="4" w:space="0" w:color="000000"/>
               <w:left w:val="single" w:sz="4" w:space="0" w:color="000000"/>
@@ -2759,13 +2840,14 @@
         </w:tc>
         <w:tc>
           <w:tcPr>
-            <w:tcW w:w="1381" w:type="dxa"/>
+            <w:tcW w:w="1563" w:type="dxa"/>
             <w:tcBorders>
               <w:top w:val="single" w:sz="4" w:space="0" w:color="000000"/>
               <w:left w:val="single" w:sz="4" w:space="0" w:color="000000"/>
               <w:bottom w:val="single" w:sz="4" w:space="0" w:color="000000"/>
               <w:right w:val="single" w:sz="6" w:space="0" w:color="000000"/>
             </w:tcBorders>
+            <w:vAlign w:val="center"/>
           </w:tcPr>
           <w:p>
             <w:pPr>
@@ -2773,12 +2855,25 @@
               <w:ind w:right="87"/>
               <w:jc w:val="center"/>
               <w:rPr>
-                <w:rFonts w:eastAsiaTheme="minorEastAsia"/>
+                <w:rFonts w:ascii="Times New Roman" w:eastAsiaTheme="minorEastAsia" w:hAnsi="Times New Roman" w:cs="Times New Roman"/>
+                <w:b/>
+                <w:bCs/>
                 <w:sz w:val="24"/>
                 <w:szCs w:val="24"/>
                 <w:lang w:eastAsia="en-IN"/>
               </w:rPr>
             </w:pPr>
+            <w:r>
+              <w:rPr>
+                <w:rFonts w:ascii="Times New Roman" w:eastAsiaTheme="minorEastAsia" w:hAnsi="Times New Roman" w:cs="Times New Roman"/>
+                <w:b/>
+                <w:bCs/>
+                <w:sz w:val="24"/>
+                <w:szCs w:val="24"/>
+                <w:lang w:eastAsia="en-IN"/>
+              </w:rPr>
+              <w:t>7,8,9,10</w:t>
+            </w:r>
           </w:p>
         </w:tc>
       </w:tr>
@@ -2788,7 +2883,7 @@
         </w:trPr>
         <w:tc>
           <w:tcPr>
-            <w:tcW w:w="1225" w:type="dxa"/>
+            <w:tcW w:w="1204" w:type="dxa"/>
             <w:tcBorders>
               <w:top w:val="single" w:sz="4" w:space="0" w:color="000000"/>
               <w:left w:val="single" w:sz="4" w:space="0" w:color="000000"/>
@@ -2823,7 +2918,7 @@
         </w:tc>
         <w:tc>
           <w:tcPr>
-            <w:tcW w:w="6874" w:type="dxa"/>
+            <w:tcW w:w="6713" w:type="dxa"/>
             <w:tcBorders>
               <w:top w:val="single" w:sz="4" w:space="0" w:color="000000"/>
               <w:left w:val="single" w:sz="4" w:space="0" w:color="000000"/>
@@ -2859,13 +2954,14 @@
         </w:tc>
         <w:tc>
           <w:tcPr>
-            <w:tcW w:w="1381" w:type="dxa"/>
+            <w:tcW w:w="1563" w:type="dxa"/>
             <w:tcBorders>
               <w:top w:val="single" w:sz="4" w:space="0" w:color="000000"/>
               <w:left w:val="single" w:sz="4" w:space="0" w:color="000000"/>
               <w:bottom w:val="single" w:sz="4" w:space="0" w:color="000000"/>
               <w:right w:val="single" w:sz="6" w:space="0" w:color="000000"/>
             </w:tcBorders>
+            <w:vAlign w:val="center"/>
           </w:tcPr>
           <w:p>
             <w:pPr>
@@ -2873,12 +2969,25 @@
               <w:ind w:right="89"/>
               <w:jc w:val="center"/>
               <w:rPr>
-                <w:rFonts w:eastAsiaTheme="minorEastAsia"/>
+                <w:rFonts w:ascii="Times New Roman" w:eastAsiaTheme="minorEastAsia" w:hAnsi="Times New Roman" w:cs="Times New Roman"/>
+                <w:b/>
+                <w:bCs/>
                 <w:sz w:val="24"/>
                 <w:szCs w:val="24"/>
                 <w:lang w:eastAsia="en-IN"/>
               </w:rPr>
             </w:pPr>
+            <w:r>
+              <w:rPr>
+                <w:rFonts w:ascii="Times New Roman" w:eastAsiaTheme="minorEastAsia" w:hAnsi="Times New Roman" w:cs="Times New Roman"/>
+                <w:b/>
+                <w:bCs/>
+                <w:sz w:val="24"/>
+                <w:szCs w:val="24"/>
+                <w:lang w:eastAsia="en-IN"/>
+              </w:rPr>
+              <w:t>11,12,13,14</w:t>
+            </w:r>
           </w:p>
         </w:tc>
       </w:tr>
@@ -2888,7 +2997,7 @@
         </w:trPr>
         <w:tc>
           <w:tcPr>
-            <w:tcW w:w="1225" w:type="dxa"/>
+            <w:tcW w:w="1204" w:type="dxa"/>
             <w:tcBorders>
               <w:top w:val="single" w:sz="4" w:space="0" w:color="000000"/>
               <w:left w:val="single" w:sz="4" w:space="0" w:color="000000"/>
@@ -2923,7 +3032,7 @@
         </w:tc>
         <w:tc>
           <w:tcPr>
-            <w:tcW w:w="6874" w:type="dxa"/>
+            <w:tcW w:w="6713" w:type="dxa"/>
             <w:tcBorders>
               <w:top w:val="single" w:sz="4" w:space="0" w:color="000000"/>
               <w:left w:val="single" w:sz="4" w:space="0" w:color="000000"/>
@@ -2958,13 +3067,14 @@
         </w:tc>
         <w:tc>
           <w:tcPr>
-            <w:tcW w:w="1381" w:type="dxa"/>
+            <w:tcW w:w="1563" w:type="dxa"/>
             <w:tcBorders>
               <w:top w:val="single" w:sz="4" w:space="0" w:color="000000"/>
               <w:left w:val="single" w:sz="4" w:space="0" w:color="000000"/>
               <w:bottom w:val="single" w:sz="4" w:space="0" w:color="000000"/>
               <w:right w:val="single" w:sz="6" w:space="0" w:color="000000"/>
             </w:tcBorders>
+            <w:vAlign w:val="center"/>
           </w:tcPr>
           <w:p>
             <w:pPr>
@@ -2972,12 +3082,25 @@
               <w:ind w:right="87"/>
               <w:jc w:val="center"/>
               <w:rPr>
-                <w:rFonts w:eastAsiaTheme="minorEastAsia"/>
+                <w:rFonts w:ascii="Times New Roman" w:eastAsiaTheme="minorEastAsia" w:hAnsi="Times New Roman" w:cs="Times New Roman"/>
+                <w:b/>
+                <w:bCs/>
                 <w:sz w:val="24"/>
                 <w:szCs w:val="24"/>
                 <w:lang w:eastAsia="en-IN"/>
               </w:rPr>
             </w:pPr>
+            <w:r>
+              <w:rPr>
+                <w:rFonts w:ascii="Times New Roman" w:eastAsiaTheme="minorEastAsia" w:hAnsi="Times New Roman" w:cs="Times New Roman"/>
+                <w:b/>
+                <w:bCs/>
+                <w:sz w:val="24"/>
+                <w:szCs w:val="24"/>
+                <w:lang w:eastAsia="en-IN"/>
+              </w:rPr>
+              <w:t>15</w:t>
+            </w:r>
           </w:p>
         </w:tc>
       </w:tr>
@@ -2987,7 +3110,7 @@
         </w:trPr>
         <w:tc>
           <w:tcPr>
-            <w:tcW w:w="1225" w:type="dxa"/>
+            <w:tcW w:w="1204" w:type="dxa"/>
             <w:tcBorders>
               <w:top w:val="single" w:sz="4" w:space="0" w:color="000000"/>
               <w:left w:val="single" w:sz="4" w:space="0" w:color="000000"/>
@@ -3021,7 +3144,7 @@
         </w:tc>
         <w:tc>
           <w:tcPr>
-            <w:tcW w:w="6874" w:type="dxa"/>
+            <w:tcW w:w="6713" w:type="dxa"/>
             <w:tcBorders>
               <w:top w:val="single" w:sz="4" w:space="0" w:color="000000"/>
               <w:left w:val="single" w:sz="4" w:space="0" w:color="000000"/>
@@ -3056,13 +3179,14 @@
         </w:tc>
         <w:tc>
           <w:tcPr>
-            <w:tcW w:w="1381" w:type="dxa"/>
+            <w:tcW w:w="1563" w:type="dxa"/>
             <w:tcBorders>
               <w:top w:val="single" w:sz="4" w:space="0" w:color="000000"/>
               <w:left w:val="single" w:sz="4" w:space="0" w:color="000000"/>
               <w:bottom w:val="single" w:sz="4" w:space="0" w:color="000000"/>
               <w:right w:val="single" w:sz="6" w:space="0" w:color="000000"/>
             </w:tcBorders>
+            <w:vAlign w:val="center"/>
           </w:tcPr>
           <w:p>
             <w:pPr>
@@ -3070,12 +3194,25 @@
               <w:ind w:right="87"/>
               <w:jc w:val="center"/>
               <w:rPr>
-                <w:rFonts w:eastAsiaTheme="minorEastAsia"/>
+                <w:rFonts w:ascii="Times New Roman" w:eastAsiaTheme="minorEastAsia" w:hAnsi="Times New Roman" w:cs="Times New Roman"/>
+                <w:b/>
+                <w:bCs/>
                 <w:sz w:val="24"/>
                 <w:szCs w:val="24"/>
                 <w:lang w:eastAsia="en-IN"/>
               </w:rPr>
             </w:pPr>
+            <w:r>
+              <w:rPr>
+                <w:rFonts w:ascii="Times New Roman" w:eastAsiaTheme="minorEastAsia" w:hAnsi="Times New Roman" w:cs="Times New Roman"/>
+                <w:b/>
+                <w:bCs/>
+                <w:sz w:val="24"/>
+                <w:szCs w:val="24"/>
+                <w:lang w:eastAsia="en-IN"/>
+              </w:rPr>
+              <w:t>16 to 40</w:t>
+            </w:r>
           </w:p>
         </w:tc>
       </w:tr>
@@ -3085,7 +3222,7 @@
         </w:trPr>
         <w:tc>
           <w:tcPr>
-            <w:tcW w:w="1225" w:type="dxa"/>
+            <w:tcW w:w="1204" w:type="dxa"/>
             <w:tcBorders>
               <w:top w:val="single" w:sz="4" w:space="0" w:color="000000"/>
               <w:left w:val="single" w:sz="4" w:space="0" w:color="000000"/>
@@ -3120,7 +3257,7 @@
         </w:tc>
         <w:tc>
           <w:tcPr>
-            <w:tcW w:w="6874" w:type="dxa"/>
+            <w:tcW w:w="6713" w:type="dxa"/>
             <w:tcBorders>
               <w:top w:val="single" w:sz="4" w:space="0" w:color="000000"/>
               <w:left w:val="single" w:sz="4" w:space="0" w:color="000000"/>
@@ -3156,13 +3293,14 @@
         </w:tc>
         <w:tc>
           <w:tcPr>
-            <w:tcW w:w="1381" w:type="dxa"/>
+            <w:tcW w:w="1563" w:type="dxa"/>
             <w:tcBorders>
               <w:top w:val="single" w:sz="4" w:space="0" w:color="000000"/>
               <w:left w:val="single" w:sz="4" w:space="0" w:color="000000"/>
               <w:bottom w:val="single" w:sz="4" w:space="0" w:color="000000"/>
               <w:right w:val="single" w:sz="6" w:space="0" w:color="000000"/>
             </w:tcBorders>
+            <w:vAlign w:val="center"/>
           </w:tcPr>
           <w:p>
             <w:pPr>
@@ -3170,12 +3308,25 @@
               <w:ind w:right="87"/>
               <w:jc w:val="center"/>
               <w:rPr>
-                <w:rFonts w:eastAsiaTheme="minorEastAsia"/>
+                <w:rFonts w:ascii="Times New Roman" w:eastAsiaTheme="minorEastAsia" w:hAnsi="Times New Roman" w:cs="Times New Roman"/>
+                <w:b/>
+                <w:bCs/>
                 <w:sz w:val="24"/>
                 <w:szCs w:val="24"/>
                 <w:lang w:eastAsia="en-IN"/>
               </w:rPr>
             </w:pPr>
+            <w:r>
+              <w:rPr>
+                <w:rFonts w:ascii="Times New Roman" w:eastAsiaTheme="minorEastAsia" w:hAnsi="Times New Roman" w:cs="Times New Roman"/>
+                <w:b/>
+                <w:bCs/>
+                <w:sz w:val="24"/>
+                <w:szCs w:val="24"/>
+                <w:lang w:eastAsia="en-IN"/>
+              </w:rPr>
+              <w:t>41</w:t>
+            </w:r>
           </w:p>
         </w:tc>
       </w:tr>
@@ -3185,7 +3336,7 @@
         </w:trPr>
         <w:tc>
           <w:tcPr>
-            <w:tcW w:w="1225" w:type="dxa"/>
+            <w:tcW w:w="1204" w:type="dxa"/>
             <w:tcBorders>
               <w:top w:val="single" w:sz="4" w:space="0" w:color="000000"/>
               <w:left w:val="single" w:sz="4" w:space="0" w:color="000000"/>
@@ -3220,7 +3371,7 @@
         </w:tc>
         <w:tc>
           <w:tcPr>
-            <w:tcW w:w="6874" w:type="dxa"/>
+            <w:tcW w:w="6713" w:type="dxa"/>
             <w:tcBorders>
               <w:top w:val="single" w:sz="4" w:space="0" w:color="000000"/>
               <w:left w:val="single" w:sz="4" w:space="0" w:color="000000"/>
@@ -3256,13 +3407,14 @@
         </w:tc>
         <w:tc>
           <w:tcPr>
-            <w:tcW w:w="1381" w:type="dxa"/>
+            <w:tcW w:w="1563" w:type="dxa"/>
             <w:tcBorders>
               <w:top w:val="single" w:sz="4" w:space="0" w:color="000000"/>
               <w:left w:val="single" w:sz="4" w:space="0" w:color="000000"/>
               <w:bottom w:val="single" w:sz="4" w:space="0" w:color="000000"/>
               <w:right w:val="single" w:sz="6" w:space="0" w:color="000000"/>
             </w:tcBorders>
+            <w:vAlign w:val="center"/>
           </w:tcPr>
           <w:p>
             <w:pPr>
@@ -3270,12 +3422,25 @@
               <w:ind w:right="89"/>
               <w:jc w:val="center"/>
               <w:rPr>
-                <w:rFonts w:eastAsiaTheme="minorEastAsia"/>
+                <w:rFonts w:ascii="Times New Roman" w:eastAsiaTheme="minorEastAsia" w:hAnsi="Times New Roman" w:cs="Times New Roman"/>
+                <w:b/>
+                <w:bCs/>
                 <w:sz w:val="24"/>
                 <w:szCs w:val="24"/>
                 <w:lang w:eastAsia="en-IN"/>
               </w:rPr>
             </w:pPr>
+            <w:r>
+              <w:rPr>
+                <w:rFonts w:ascii="Times New Roman" w:eastAsiaTheme="minorEastAsia" w:hAnsi="Times New Roman" w:cs="Times New Roman"/>
+                <w:b/>
+                <w:bCs/>
+                <w:sz w:val="24"/>
+                <w:szCs w:val="24"/>
+                <w:lang w:eastAsia="en-IN"/>
+              </w:rPr>
+              <w:t>42</w:t>
+            </w:r>
           </w:p>
         </w:tc>
       </w:tr>
@@ -4965,6 +5130,10 @@
 </file>
 
 <file path=customXml/item1.xml><?xml version="1.0" encoding="utf-8"?>
+<b:Sources xmlns:b="http://schemas.openxmlformats.org/officeDocument/2006/bibliography" xmlns="http://schemas.openxmlformats.org/officeDocument/2006/bibliography" SelectedStyle="\APASixthEditionOfficeOnline.xsl" StyleName="APA" Version="6"/>
+</file>
+
+<file path=customXml/item2.xml><?xml version="1.0" encoding="utf-8"?>
 <s:customData xmlns="http://www.wps.cn/officeDocument/2013/wpsCustomData" xmlns:s="http://www.wps.cn/officeDocument/2013/wpsCustomData">
   <customSectProps/>
   <customShpExts>
@@ -4973,22 +5142,18 @@
 </s:customData>
 </file>
 
-<file path=customXml/item2.xml><?xml version="1.0" encoding="utf-8"?>
-<b:Sources xmlns:b="http://schemas.openxmlformats.org/officeDocument/2006/bibliography" xmlns="http://schemas.openxmlformats.org/officeDocument/2006/bibliography" SelectedStyle="\APASixthEditionOfficeOnline.xsl" StyleName="APA" Version="6"/>
+<file path=customXml/itemProps1.xml><?xml version="1.0" encoding="utf-8"?>
+<ds:datastoreItem xmlns:ds="http://schemas.openxmlformats.org/officeDocument/2006/customXml" ds:itemID="{90449715-4D94-4DBF-8077-B453F49E8ECF}">
+  <ds:schemaRefs>
+    <ds:schemaRef ds:uri="http://schemas.openxmlformats.org/officeDocument/2006/bibliography"/>
+  </ds:schemaRefs>
+</ds:datastoreItem>
 </file>
 
-<file path=customXml/itemProps1.xml><?xml version="1.0" encoding="utf-8"?>
+<file path=customXml/itemProps2.xml><?xml version="1.0" encoding="utf-8"?>
 <ds:datastoreItem xmlns:ds="http://schemas.openxmlformats.org/officeDocument/2006/customXml" ds:itemID="{B1977F7D-205B-4081-913C-38D41E755F92}">
   <ds:schemaRefs>
     <ds:schemaRef ds:uri="http://www.wps.cn/officeDocument/2013/wpsCustomData"/>
   </ds:schemaRefs>
 </ds:datastoreItem>
-</file>
-
-<file path=customXml/itemProps2.xml><?xml version="1.0" encoding="utf-8"?>
-<ds:datastoreItem xmlns:ds="http://schemas.openxmlformats.org/officeDocument/2006/customXml" ds:itemID="{90449715-4D94-4DBF-8077-B453F49E8ECF}">
-  <ds:schemaRefs>
-    <ds:schemaRef ds:uri="http://schemas.openxmlformats.org/officeDocument/2006/bibliography"/>
-  </ds:schemaRefs>
-</ds:datastoreItem>
 </file>
--- a/TY STE Front Pages.docx
+++ b/TY STE Front Pages.docx
@@ -2255,6 +2255,26 @@
           <w14:ligatures w14:val="standardContextual"/>
         </w:rPr>
       </w:pPr>
+    </w:p>
+    <w:p>
+      <w:pPr>
+        <w:keepNext/>
+        <w:keepLines/>
+        <w:spacing w:after="28"/>
+        <w:ind w:right="646"/>
+        <w:jc w:val="center"/>
+        <w:outlineLvl w:val="1"/>
+        <w:rPr>
+          <w:rFonts w:ascii="Times New Roman" w:eastAsia="Times New Roman" w:hAnsi="Times New Roman" w:cs="Times New Roman"/>
+          <w:b/>
+          <w:color w:val="000000"/>
+          <w:kern w:val="2"/>
+          <w:sz w:val="36"/>
+          <w:szCs w:val="36"/>
+          <w:lang w:eastAsia="en-IN"/>
+          <w14:ligatures w14:val="standardContextual"/>
+        </w:rPr>
+      </w:pPr>
       <w:r>
         <w:rPr>
           <w:rFonts w:ascii="Times New Roman" w:eastAsia="Times New Roman" w:hAnsi="Times New Roman" w:cs="Times New Roman"/>
@@ -2410,17 +2430,7 @@
                 <w:szCs w:val="24"/>
                 <w:lang w:eastAsia="en-IN"/>
               </w:rPr>
-              <w:t>Page. No.</w:t>
-            </w:r>
-            <w:r>
-              <w:rPr>
-                <w:rFonts w:ascii="Times New Roman" w:eastAsia="Times New Roman" w:hAnsi="Times New Roman" w:cs="Times New Roman"/>
-                <w:b/>
-                <w:sz w:val="24"/>
-                <w:szCs w:val="24"/>
-                <w:lang w:eastAsia="en-IN"/>
-              </w:rPr>
-              <w:t xml:space="preserve"> </w:t>
+              <w:t xml:space="preserve">Page. No. </w:t>
             </w:r>
           </w:p>
         </w:tc>
@@ -5130,10 +5140,6 @@
 </file>
 
 <file path=customXml/item1.xml><?xml version="1.0" encoding="utf-8"?>
-<b:Sources xmlns:b="http://schemas.openxmlformats.org/officeDocument/2006/bibliography" xmlns="http://schemas.openxmlformats.org/officeDocument/2006/bibliography" SelectedStyle="\APASixthEditionOfficeOnline.xsl" StyleName="APA" Version="6"/>
-</file>
-
-<file path=customXml/item2.xml><?xml version="1.0" encoding="utf-8"?>
 <s:customData xmlns="http://www.wps.cn/officeDocument/2013/wpsCustomData" xmlns:s="http://www.wps.cn/officeDocument/2013/wpsCustomData">
   <customSectProps/>
   <customShpExts>
@@ -5142,18 +5148,22 @@
 </s:customData>
 </file>
 
+<file path=customXml/item2.xml><?xml version="1.0" encoding="utf-8"?>
+<b:Sources xmlns:b="http://schemas.openxmlformats.org/officeDocument/2006/bibliography" xmlns="http://schemas.openxmlformats.org/officeDocument/2006/bibliography" SelectedStyle="\APASixthEditionOfficeOnline.xsl" StyleName="APA" Version="6"/>
+</file>
+
 <file path=customXml/itemProps1.xml><?xml version="1.0" encoding="utf-8"?>
+<ds:datastoreItem xmlns:ds="http://schemas.openxmlformats.org/officeDocument/2006/customXml" ds:itemID="{B1977F7D-205B-4081-913C-38D41E755F92}">
+  <ds:schemaRefs>
+    <ds:schemaRef ds:uri="http://www.wps.cn/officeDocument/2013/wpsCustomData"/>
+  </ds:schemaRefs>
+</ds:datastoreItem>
+</file>
+
+<file path=customXml/itemProps2.xml><?xml version="1.0" encoding="utf-8"?>
 <ds:datastoreItem xmlns:ds="http://schemas.openxmlformats.org/officeDocument/2006/customXml" ds:itemID="{90449715-4D94-4DBF-8077-B453F49E8ECF}">
   <ds:schemaRefs>
     <ds:schemaRef ds:uri="http://schemas.openxmlformats.org/officeDocument/2006/bibliography"/>
   </ds:schemaRefs>
 </ds:datastoreItem>
-</file>
-
-<file path=customXml/itemProps2.xml><?xml version="1.0" encoding="utf-8"?>
-<ds:datastoreItem xmlns:ds="http://schemas.openxmlformats.org/officeDocument/2006/customXml" ds:itemID="{B1977F7D-205B-4081-913C-38D41E755F92}">
-  <ds:schemaRefs>
-    <ds:schemaRef ds:uri="http://www.wps.cn/officeDocument/2013/wpsCustomData"/>
-  </ds:schemaRefs>
-</ds:datastoreItem>
 </file>
--- a/TY STE Front Pages.docx
+++ b/TY STE Front Pages.docx
@@ -1588,7 +1588,6 @@
         <w:tab/>
         <w:t xml:space="preserve">                                                                      </w:t>
       </w:r>
-      <w:proofErr w:type="gramStart"/>
       <w:r>
         <w:rPr>
           <w:rFonts w:ascii="Times New Roman" w:hAnsi="Times New Roman" w:cs="Times New Roman"/>
@@ -1603,16 +1602,7 @@
           <w:sz w:val="24"/>
           <w:szCs w:val="24"/>
         </w:rPr>
-        <w:t>…</w:t>
-      </w:r>
-      <w:proofErr w:type="gramEnd"/>
-      <w:r>
-        <w:rPr>
-          <w:rFonts w:ascii="Times New Roman" w:hAnsi="Times New Roman" w:cs="Times New Roman"/>
-          <w:sz w:val="24"/>
-          <w:szCs w:val="24"/>
-        </w:rPr>
-        <w:t xml:space="preserve">………………... </w:t>
+        <w:t xml:space="preserve">…………………... </w:t>
       </w:r>
     </w:p>
     <w:p/>
@@ -1971,18 +1961,6 @@
     </w:p>
     <w:p>
       <w:pPr>
-        <w:jc w:val="center"/>
-        <w:rPr>
-          <w:rFonts w:asciiTheme="majorBidi" w:eastAsia="Arial Black" w:hAnsiTheme="majorBidi" w:cstheme="majorBidi"/>
-          <w:b/>
-          <w:sz w:val="28"/>
-          <w:szCs w:val="28"/>
-          <w:u w:val="thick" w:color="000000"/>
-        </w:rPr>
-      </w:pPr>
-    </w:p>
-    <w:p>
-      <w:pPr>
         <w:spacing w:line="360" w:lineRule="auto"/>
         <w:jc w:val="both"/>
         <w:rPr>
@@ -2025,19 +2003,6 @@
         </w:rPr>
         <w:t>MISSION</w:t>
       </w:r>
-    </w:p>
-    <w:p>
-      <w:pPr>
-        <w:jc w:val="center"/>
-        <w:rPr>
-          <w:rFonts w:asciiTheme="majorBidi" w:eastAsia="Arial Black" w:hAnsiTheme="majorBidi" w:cstheme="majorBidi"/>
-          <w:b/>
-          <w:color w:val="FF0000"/>
-          <w:sz w:val="36"/>
-          <w:szCs w:val="32"/>
-          <w:u w:val="thick" w:color="000000"/>
-        </w:rPr>
-      </w:pPr>
     </w:p>
     <w:p>
       <w:pPr>
@@ -2177,62 +2142,16 @@
     </w:p>
     <w:p>
       <w:pPr>
-        <w:tabs>
-          <w:tab w:val="left" w:pos="3912"/>
-        </w:tabs>
-        <w:jc w:val="both"/>
-        <w:rPr>
-          <w:rFonts w:ascii="Times New Roman" w:hAnsi="Times New Roman" w:cs="Times New Roman"/>
-          <w:color w:val="000000" w:themeColor="text1"/>
-          <w:sz w:val="32"/>
-          <w:szCs w:val="32"/>
-        </w:rPr>
-      </w:pPr>
-    </w:p>
-    <w:p>
-      <w:pPr>
-        <w:tabs>
-          <w:tab w:val="left" w:pos="3912"/>
-        </w:tabs>
-        <w:jc w:val="both"/>
-        <w:rPr>
-          <w:rFonts w:ascii="Times New Roman" w:hAnsi="Times New Roman" w:cs="Times New Roman"/>
-          <w:color w:val="000000" w:themeColor="text1"/>
-          <w:sz w:val="32"/>
-          <w:szCs w:val="32"/>
-        </w:rPr>
-      </w:pPr>
-    </w:p>
-    <w:p>
-      <w:pPr>
-        <w:tabs>
-          <w:tab w:val="left" w:pos="3912"/>
-        </w:tabs>
-        <w:jc w:val="both"/>
-        <w:rPr>
-          <w:rFonts w:ascii="Times New Roman" w:hAnsi="Times New Roman" w:cs="Times New Roman"/>
-          <w:color w:val="000000" w:themeColor="text1"/>
-          <w:sz w:val="32"/>
-          <w:szCs w:val="32"/>
-        </w:rPr>
-      </w:pPr>
-    </w:p>
-    <w:p>
-      <w:pPr>
         <w:keepNext/>
         <w:keepLines/>
         <w:spacing w:after="28"/>
         <w:ind w:right="646"/>
         <w:outlineLvl w:val="1"/>
         <w:rPr>
-          <w:rFonts w:ascii="Times New Roman" w:eastAsia="Times New Roman" w:hAnsi="Times New Roman" w:cs="Times New Roman"/>
-          <w:b/>
-          <w:color w:val="000000"/>
-          <w:kern w:val="2"/>
+          <w:rFonts w:ascii="Times New Roman" w:hAnsi="Times New Roman" w:cs="Times New Roman"/>
+          <w:color w:val="000000" w:themeColor="text1"/>
           <w:sz w:val="32"/>
-          <w:szCs w:val="24"/>
-          <w:lang w:eastAsia="en-IN"/>
-          <w14:ligatures w14:val="standardContextual"/>
+          <w:szCs w:val="32"/>
         </w:rPr>
       </w:pPr>
     </w:p>
@@ -2255,15 +2174,7 @@
           <w14:ligatures w14:val="standardContextual"/>
         </w:rPr>
       </w:pPr>
-    </w:p>
-    <w:p>
-      <w:pPr>
-        <w:keepNext/>
-        <w:keepLines/>
-        <w:spacing w:after="28"/>
-        <w:ind w:right="646"/>
-        <w:jc w:val="center"/>
-        <w:outlineLvl w:val="1"/>
+      <w:r>
         <w:rPr>
           <w:rFonts w:ascii="Times New Roman" w:eastAsia="Times New Roman" w:hAnsi="Times New Roman" w:cs="Times New Roman"/>
           <w:b/>
@@ -2274,19 +2185,7 @@
           <w:lang w:eastAsia="en-IN"/>
           <w14:ligatures w14:val="standardContextual"/>
         </w:rPr>
-      </w:pPr>
-      <w:r>
-        <w:rPr>
-          <w:rFonts w:ascii="Times New Roman" w:eastAsia="Times New Roman" w:hAnsi="Times New Roman" w:cs="Times New Roman"/>
-          <w:b/>
-          <w:color w:val="000000"/>
-          <w:kern w:val="2"/>
-          <w:sz w:val="36"/>
-          <w:szCs w:val="36"/>
-          <w:lang w:eastAsia="en-IN"/>
-          <w14:ligatures w14:val="standardContextual"/>
-        </w:rPr>
-        <w:t xml:space="preserve">INDEX </w:t>
+        <w:t>INDEX</w:t>
       </w:r>
     </w:p>
     <w:p>
@@ -2464,13 +2363,12 @@
             </w:pPr>
             <w:r>
               <w:rPr>
-                <w:rFonts w:ascii="Times New Roman" w:eastAsia="Times New Roman" w:hAnsi="Times New Roman" w:cs="Times New Roman"/>
-                <w:b/>
-                <w:sz w:val="24"/>
-                <w:szCs w:val="24"/>
-                <w:lang w:eastAsia="en-IN"/>
-              </w:rPr>
-              <w:t>1</w:t>
+                <w:rFonts w:eastAsiaTheme="minorEastAsia"/>
+                <w:sz w:val="24"/>
+                <w:szCs w:val="24"/>
+                <w:lang w:eastAsia="en-IN"/>
+              </w:rPr>
+              <w:t>I</w:t>
             </w:r>
           </w:p>
         </w:tc>
@@ -2577,13 +2475,12 @@
             </w:pPr>
             <w:r>
               <w:rPr>
-                <w:rFonts w:ascii="Times New Roman" w:eastAsia="Times New Roman" w:hAnsi="Times New Roman" w:cs="Times New Roman"/>
-                <w:b/>
-                <w:sz w:val="24"/>
-                <w:szCs w:val="24"/>
-                <w:lang w:eastAsia="en-IN"/>
-              </w:rPr>
-              <w:t>2</w:t>
+                <w:rFonts w:eastAsiaTheme="minorEastAsia"/>
+                <w:sz w:val="24"/>
+                <w:szCs w:val="24"/>
+                <w:lang w:eastAsia="en-IN"/>
+              </w:rPr>
+              <w:t>II</w:t>
             </w:r>
           </w:p>
         </w:tc>
@@ -5140,6 +5037,10 @@
 </file>
 
 <file path=customXml/item1.xml><?xml version="1.0" encoding="utf-8"?>
+<b:Sources xmlns:b="http://schemas.openxmlformats.org/officeDocument/2006/bibliography" xmlns="http://schemas.openxmlformats.org/officeDocument/2006/bibliography" SelectedStyle="\APASixthEditionOfficeOnline.xsl" StyleName="APA" Version="6"/>
+</file>
+
+<file path=customXml/item2.xml><?xml version="1.0" encoding="utf-8"?>
 <s:customData xmlns="http://www.wps.cn/officeDocument/2013/wpsCustomData" xmlns:s="http://www.wps.cn/officeDocument/2013/wpsCustomData">
   <customSectProps/>
   <customShpExts>
@@ -5148,22 +5049,18 @@
 </s:customData>
 </file>
 
-<file path=customXml/item2.xml><?xml version="1.0" encoding="utf-8"?>
-<b:Sources xmlns:b="http://schemas.openxmlformats.org/officeDocument/2006/bibliography" xmlns="http://schemas.openxmlformats.org/officeDocument/2006/bibliography" SelectedStyle="\APASixthEditionOfficeOnline.xsl" StyleName="APA" Version="6"/>
+<file path=customXml/itemProps1.xml><?xml version="1.0" encoding="utf-8"?>
+<ds:datastoreItem xmlns:ds="http://schemas.openxmlformats.org/officeDocument/2006/customXml" ds:itemID="{90449715-4D94-4DBF-8077-B453F49E8ECF}">
+  <ds:schemaRefs>
+    <ds:schemaRef ds:uri="http://schemas.openxmlformats.org/officeDocument/2006/bibliography"/>
+  </ds:schemaRefs>
+</ds:datastoreItem>
 </file>
 
-<file path=customXml/itemProps1.xml><?xml version="1.0" encoding="utf-8"?>
+<file path=customXml/itemProps2.xml><?xml version="1.0" encoding="utf-8"?>
 <ds:datastoreItem xmlns:ds="http://schemas.openxmlformats.org/officeDocument/2006/customXml" ds:itemID="{B1977F7D-205B-4081-913C-38D41E755F92}">
   <ds:schemaRefs>
     <ds:schemaRef ds:uri="http://www.wps.cn/officeDocument/2013/wpsCustomData"/>
   </ds:schemaRefs>
 </ds:datastoreItem>
-</file>
-
-<file path=customXml/itemProps2.xml><?xml version="1.0" encoding="utf-8"?>
-<ds:datastoreItem xmlns:ds="http://schemas.openxmlformats.org/officeDocument/2006/customXml" ds:itemID="{90449715-4D94-4DBF-8077-B453F49E8ECF}">
-  <ds:schemaRefs>
-    <ds:schemaRef ds:uri="http://schemas.openxmlformats.org/officeDocument/2006/bibliography"/>
-  </ds:schemaRefs>
-</ds:datastoreItem>
 </file>